--- a/Knowledge/2-Science/4-Applied science/1-Computing/2-Computer Science/0-Intro to Computer Science/3-Wiki Source/5-History of computer science/Sources.docx
+++ b/Knowledge/2-Science/4-Applied science/1-Computing/2-Computer Science/0-Intro to Computer Science/3-Wiki Source/5-History of computer science/Sources.docx
@@ -17,7 +17,13 @@
         <w:t>* Download Name</w:t>
       </w:r>
       <w:r>
-        <w:t>: [en_wikipedia_org_wiki_History_of_computer_science.pdf -&gt; History of computer science.pdf] [History of computer science]</w:t>
+        <w:t>: [en_wikipedia_org_wiki_History_of_computer_science.pdf -&gt; History of computer science.pdf] [</w:t>
+      </w:r>
+      <w:r>
+        <w:t>Wiki Source - History of computer science</w:t>
+      </w:r>
+      <w:r>
+        <w:t>]</w:t>
       </w:r>
       <w:r>
         <w:br/>
@@ -44,6 +50,22 @@
       </w:r>
       <w:r>
         <w:t>: Educational</w:t>
+      </w:r>
+      <w:r>
+        <w:br/>
+      </w:r>
+      <w:r>
+        <w:t xml:space="preserve">* </w:t>
+      </w:r>
+      <w:r>
+        <w:rPr>
+          <w:b/>
+          <w:bCs/>
+        </w:rPr>
+        <w:t>Source Platform</w:t>
+      </w:r>
+      <w:r>
+        <w:t>: Wikipedia (https://www.wikipedia.org)</w:t>
       </w:r>
       <w:r>
         <w:br/>
@@ -84,7 +106,10 @@
         <w:t>Download Server / Mirror</w:t>
       </w:r>
       <w:r>
-        <w:t>: en.wikipedia.org</w:t>
+        <w:t xml:space="preserve">: </w:t>
+      </w:r>
+      <w:r>
+        <w:t>https://en.wikipedia.org [Wikipedia Server]</w:t>
       </w:r>
       <w:r>
         <w:br/>
@@ -99,97 +124,69 @@
       <w:r>
         <w:t xml:space="preserve">: </w:t>
       </w:r>
-      <w:hyperlink r:id="rId6">
-        <w:r>
-          <w:rPr>
-            <w:color w:val="1155CC"/>
-            <w:sz w:val="20"/>
-            <w:szCs w:val="20"/>
-            <w:u w:val="single"/>
-          </w:rPr>
-          <w:t>https://www.sejda.com/html-to-pdf</w:t>
-        </w:r>
-      </w:hyperlink>
+      <w:r>
+        <w:t>Web Tool: Sejda - HTML to PDF (https://www.sejda.com/html-to-pdf) [convert html to pdf]</w:t>
+      </w:r>
+      <w:r>
+        <w:br/>
+      </w:r>
+      <w:r>
+        <w:t xml:space="preserve">* </w:t>
+      </w:r>
+      <w:r>
+        <w:rPr>
+          <w:b/>
+        </w:rPr>
+        <w:t>Download Format</w:t>
+      </w:r>
+      <w:r>
+        <w:t>: .pdf</w:t>
+      </w:r>
+      <w:r>
+        <w:br/>
+        <w:t xml:space="preserve">* </w:t>
+      </w:r>
+      <w:r>
+        <w:rPr>
+          <w:b/>
+        </w:rPr>
+        <w:t>Download Quality</w:t>
+      </w:r>
+      <w:r>
+        <w:t>: High</w:t>
+      </w:r>
+      <w:r>
+        <w:br/>
+        <w:t xml:space="preserve">* </w:t>
+      </w:r>
+      <w:r>
+        <w:rPr>
+          <w:b/>
+        </w:rPr>
+        <w:t>Download Date</w:t>
+      </w:r>
+      <w:r>
+        <w:t>: 9/7/2025</w:t>
+      </w:r>
+      <w:r>
+        <w:br/>
+        <w:t xml:space="preserve">* </w:t>
+      </w:r>
+      <w:r>
+        <w:rPr>
+          <w:b/>
+        </w:rPr>
+        <w:t>Saved Location</w:t>
+      </w:r>
+      <w:r>
+        <w:t xml:space="preserve">: </w:t>
+      </w:r>
       <w:r>
         <w:rPr>
           <w:sz w:val="20"/>
           <w:szCs w:val="20"/>
         </w:rPr>
-        <w:t xml:space="preserve"> -&gt; convert html to pdf</w:t>
-      </w:r>
-      <w:r>
-        <w:rPr>
-          <w:sz w:val="20"/>
-          <w:szCs w:val="20"/>
-        </w:rPr>
-        <w:br/>
-      </w:r>
-      <w:r>
-        <w:t xml:space="preserve">* </w:t>
-      </w:r>
-      <w:r>
-        <w:rPr>
-          <w:b/>
-        </w:rPr>
-        <w:t>Download Format</w:t>
-      </w:r>
-      <w:r>
-        <w:t>: .pdf</w:t>
-      </w:r>
-      <w:r>
-        <w:br/>
-        <w:t xml:space="preserve">* </w:t>
-      </w:r>
-      <w:r>
-        <w:rPr>
-          <w:b/>
-        </w:rPr>
-        <w:t>Download Quality</w:t>
-      </w:r>
-      <w:r>
-        <w:t>: High</w:t>
-      </w:r>
-      <w:r>
-        <w:br/>
-        <w:t xml:space="preserve">* </w:t>
-      </w:r>
-      <w:r>
-        <w:rPr>
-          <w:b/>
-        </w:rPr>
-        <w:t>Download Date</w:t>
-      </w:r>
-      <w:r>
-        <w:t>: 9/7/2025</w:t>
-      </w:r>
-      <w:r>
-        <w:br/>
-        <w:t xml:space="preserve">* </w:t>
-      </w:r>
-      <w:r>
-        <w:rPr>
-          <w:b/>
-        </w:rPr>
-        <w:t>Saved Location</w:t>
-      </w:r>
-      <w:r>
-        <w:t xml:space="preserve">: </w:t>
-      </w:r>
-      <w:proofErr w:type="spellStart"/>
-      <w:r>
-        <w:rPr>
-          <w:sz w:val="20"/>
-          <w:szCs w:val="20"/>
-        </w:rPr>
-        <w:t>topicsscience</w:t>
-      </w:r>
-      <w:proofErr w:type="spellEnd"/>
-      <w:r>
-        <w:rPr>
-          <w:sz w:val="20"/>
-          <w:szCs w:val="20"/>
-        </w:rPr>
-        <w:t>\4-Applied science\1-Computing\2-Computer Science\0-Intro to Computer Science\3-Wiki source</w:t>
+        <w:t>StorageType: Cloud -&gt; Platform: GitHub -&gt; Account: topicsscience -&gt; Repository: kingdomheartsknowledge -&gt; Path: Knowledge/2-Science/4-Applied science/1-Computing/2-Computer Science/0-Intro to Computer Science/..</w:t>
       </w:r>
       <w:r>
         <w:rPr>
@@ -253,7 +250,13 @@
         <w:t>* Download Name</w:t>
       </w:r>
       <w:r>
-        <w:t>: [en_wikipedia.pdf -&gt; History of computing hardware.pdf] [History of computing hardware]</w:t>
+        <w:t>: [en_wikipedia.pdf -&gt; History of computing hardware.pdf] [</w:t>
+      </w:r>
+      <w:r>
+        <w:t>Wiki Source - History of computing hardware</w:t>
+      </w:r>
+      <w:r>
+        <w:t>]</w:t>
       </w:r>
       <w:r>
         <w:br/>
@@ -283,6 +286,22 @@
       </w:r>
       <w:r>
         <w:br/>
+      </w:r>
+      <w:r>
+        <w:t xml:space="preserve">* </w:t>
+      </w:r>
+      <w:r>
+        <w:rPr>
+          <w:b/>
+          <w:bCs/>
+        </w:rPr>
+        <w:t>Source Platform</w:t>
+      </w:r>
+      <w:r>
+        <w:t>: Wikipedia (https://www.wikipedia.org)</w:t>
+      </w:r>
+      <w:r>
+        <w:br/>
         <w:t xml:space="preserve">* </w:t>
       </w:r>
       <w:r>
@@ -294,7 +313,7 @@
       <w:r>
         <w:t xml:space="preserve">: </w:t>
       </w:r>
-      <w:hyperlink r:id="rId7">
+      <w:hyperlink r:id="rId6">
         <w:r>
           <w:rPr>
             <w:color w:val="1155CC"/>
@@ -320,10 +339,15 @@
         <w:t>Download Server / Mirror</w:t>
       </w:r>
       <w:r>
-        <w:t>: en.wikipedia.org</w:t>
-      </w:r>
-      <w:r>
-        <w:br/>
+        <w:t xml:space="preserve">: </w:t>
+      </w:r>
+      <w:r>
+        <w:t>https://en.wikipedia.org [Wikipedia Server]</w:t>
+      </w:r>
+      <w:r>
+        <w:br/>
+      </w:r>
+      <w:r>
         <w:t xml:space="preserve">* </w:t>
       </w:r>
       <w:r>
@@ -335,97 +359,73 @@
       <w:r>
         <w:t xml:space="preserve">: </w:t>
       </w:r>
-      <w:hyperlink r:id="rId8">
-        <w:r>
-          <w:rPr>
-            <w:color w:val="1155CC"/>
-            <w:sz w:val="20"/>
-            <w:szCs w:val="20"/>
-            <w:u w:val="single"/>
-          </w:rPr>
-          <w:t>https://www.ilovepdf.com/html-to-pdf</w:t>
-        </w:r>
-      </w:hyperlink>
+      <w:r>
+        <w:t>Web Tool: iLovePDF - HTML to PDF (https://www.ilovepdf.com/html-to-pdf) [convert html to pdf]</w:t>
+      </w:r>
       <w:r>
         <w:rPr>
           <w:sz w:val="20"/>
           <w:szCs w:val="20"/>
         </w:rPr>
-        <w:t xml:space="preserve"> -&gt; convert html to pdf</w:t>
+        <w:br/>
+      </w:r>
+      <w:r>
+        <w:t xml:space="preserve">* </w:t>
+      </w:r>
+      <w:r>
+        <w:rPr>
+          <w:b/>
+        </w:rPr>
+        <w:t>Download Format</w:t>
+      </w:r>
+      <w:r>
+        <w:t>: .pdf</w:t>
+      </w:r>
+      <w:r>
+        <w:br/>
+        <w:t xml:space="preserve">* </w:t>
+      </w:r>
+      <w:r>
+        <w:rPr>
+          <w:b/>
+        </w:rPr>
+        <w:t>Download Quality</w:t>
+      </w:r>
+      <w:r>
+        <w:t>: High</w:t>
+      </w:r>
+      <w:r>
+        <w:br/>
+        <w:t xml:space="preserve">* </w:t>
+      </w:r>
+      <w:r>
+        <w:rPr>
+          <w:b/>
+        </w:rPr>
+        <w:t>Download Date</w:t>
+      </w:r>
+      <w:r>
+        <w:t>: 9/7/2025</w:t>
+      </w:r>
+      <w:r>
+        <w:br/>
+        <w:t xml:space="preserve">* </w:t>
+      </w:r>
+      <w:r>
+        <w:rPr>
+          <w:b/>
+        </w:rPr>
+        <w:t>Saved Location</w:t>
+      </w:r>
+      <w:r>
+        <w:t xml:space="preserve">: </w:t>
       </w:r>
       <w:r>
         <w:rPr>
           <w:sz w:val="20"/>
           <w:szCs w:val="20"/>
         </w:rPr>
-        <w:br/>
-      </w:r>
-      <w:r>
-        <w:t xml:space="preserve">* </w:t>
-      </w:r>
-      <w:r>
-        <w:rPr>
-          <w:b/>
-        </w:rPr>
-        <w:t>Download Format</w:t>
-      </w:r>
-      <w:r>
-        <w:t>: .pdf</w:t>
-      </w:r>
-      <w:r>
-        <w:br/>
-        <w:t xml:space="preserve">* </w:t>
-      </w:r>
-      <w:r>
-        <w:rPr>
-          <w:b/>
-        </w:rPr>
-        <w:t>Download Quality</w:t>
-      </w:r>
-      <w:r>
-        <w:t>: High</w:t>
-      </w:r>
-      <w:r>
-        <w:br/>
-        <w:t xml:space="preserve">* </w:t>
-      </w:r>
-      <w:r>
-        <w:rPr>
-          <w:b/>
-        </w:rPr>
-        <w:t>Download Date</w:t>
-      </w:r>
-      <w:r>
-        <w:t>: 9/7/2025</w:t>
-      </w:r>
-      <w:r>
-        <w:br/>
-        <w:t xml:space="preserve">* </w:t>
-      </w:r>
-      <w:r>
-        <w:rPr>
-          <w:b/>
-        </w:rPr>
-        <w:t>Saved Location</w:t>
-      </w:r>
-      <w:r>
-        <w:t xml:space="preserve">: </w:t>
-      </w:r>
-      <w:proofErr w:type="spellStart"/>
-      <w:r>
-        <w:rPr>
-          <w:sz w:val="20"/>
-          <w:szCs w:val="20"/>
-        </w:rPr>
-        <w:t>topicsscience</w:t>
-      </w:r>
-      <w:proofErr w:type="spellEnd"/>
-      <w:r>
-        <w:rPr>
-          <w:sz w:val="20"/>
-          <w:szCs w:val="20"/>
-        </w:rPr>
-        <w:t>\4-Applied science\1-Computing\2-Computer Science\0-Intro to Computer Science\3-Wiki source</w:t>
+        <w:t>StorageType: Cloud -&gt; Platform: GitHub -&gt; Account: topicsscience -&gt; Repository: kingdomheartsknowledge -&gt; Path: Knowledge/2-Science/4-Applied science/1-Computing/2-Computer Science/0-Intro to Computer Science/..</w:t>
       </w:r>
       <w:r>
         <w:rPr>
@@ -489,7 +489,13 @@
         <w:t>* Download Name</w:t>
       </w:r>
       <w:r>
-        <w:t>: [en_wikipedia_org_wiki_History_of_software.pdf -&gt; History of software.pdf] [History of software]</w:t>
+        <w:t>: [en_wikipedia_org_wiki_History_of_software.pdf -&gt; History of software.pdf] [</w:t>
+      </w:r>
+      <w:r>
+        <w:t>Wiki Source - History of software</w:t>
+      </w:r>
+      <w:r>
+        <w:t>]</w:t>
       </w:r>
       <w:r>
         <w:br/>
@@ -519,6 +525,22 @@
       </w:r>
       <w:r>
         <w:br/>
+      </w:r>
+      <w:r>
+        <w:t xml:space="preserve">* </w:t>
+      </w:r>
+      <w:r>
+        <w:rPr>
+          <w:b/>
+          <w:bCs/>
+        </w:rPr>
+        <w:t>Source Platform</w:t>
+      </w:r>
+      <w:r>
+        <w:t>: Wikipedia (https://www.wikipedia.org)</w:t>
+      </w:r>
+      <w:r>
+        <w:br/>
         <w:t xml:space="preserve">* </w:t>
       </w:r>
       <w:r>
@@ -530,7 +552,7 @@
       <w:r>
         <w:t xml:space="preserve">: </w:t>
       </w:r>
-      <w:hyperlink r:id="rId9">
+      <w:hyperlink r:id="rId7">
         <w:r>
           <w:rPr>
             <w:color w:val="1155CC"/>
@@ -553,10 +575,16 @@
         <w:t>Download Server / Mirror</w:t>
       </w:r>
       <w:r>
-        <w:t>: en.wikipedia.org</w:t>
-      </w:r>
-      <w:r>
-        <w:br/>
+        <w:t xml:space="preserve">: </w:t>
+      </w:r>
+      <w:r>
+        <w:t>https://en.wikipedia.org [Wikipedia Server]</w:t>
+      </w:r>
+      <w:r>
+        <w:br/>
+      </w:r>
+      <w:r>
+        <w:lastRenderedPageBreak/>
         <w:t xml:space="preserve">* </w:t>
       </w:r>
       <w:r>
@@ -568,97 +596,69 @@
       <w:r>
         <w:t xml:space="preserve">: </w:t>
       </w:r>
-      <w:hyperlink r:id="rId10">
-        <w:r>
-          <w:rPr>
-            <w:color w:val="1155CC"/>
-            <w:sz w:val="20"/>
-            <w:szCs w:val="20"/>
-            <w:u w:val="single"/>
-          </w:rPr>
-          <w:t>https://www.sejda.com/html-to-pdf</w:t>
-        </w:r>
-      </w:hyperlink>
+      <w:r>
+        <w:t>Web Tool: Sejda - HTML to PDF (https://www.sejda.com/html-to-pdf) [convert html to pdf]</w:t>
+      </w:r>
+      <w:r>
+        <w:br/>
+      </w:r>
+      <w:r>
+        <w:t xml:space="preserve">* </w:t>
+      </w:r>
+      <w:r>
+        <w:rPr>
+          <w:b/>
+        </w:rPr>
+        <w:t>Download Format</w:t>
+      </w:r>
+      <w:r>
+        <w:t>: .pdf</w:t>
+      </w:r>
+      <w:r>
+        <w:br/>
+        <w:t xml:space="preserve">* </w:t>
+      </w:r>
+      <w:r>
+        <w:rPr>
+          <w:b/>
+        </w:rPr>
+        <w:t>Download Quality</w:t>
+      </w:r>
+      <w:r>
+        <w:t>: High</w:t>
+      </w:r>
+      <w:r>
+        <w:br/>
+        <w:t xml:space="preserve">* </w:t>
+      </w:r>
+      <w:r>
+        <w:rPr>
+          <w:b/>
+        </w:rPr>
+        <w:t>Download Date</w:t>
+      </w:r>
+      <w:r>
+        <w:t>: 9/7/2025</w:t>
+      </w:r>
+      <w:r>
+        <w:br/>
+        <w:t xml:space="preserve">* </w:t>
+      </w:r>
+      <w:r>
+        <w:rPr>
+          <w:b/>
+        </w:rPr>
+        <w:t>Saved Location</w:t>
+      </w:r>
+      <w:r>
+        <w:t xml:space="preserve">: </w:t>
+      </w:r>
       <w:r>
         <w:rPr>
           <w:sz w:val="20"/>
           <w:szCs w:val="20"/>
         </w:rPr>
-        <w:t xml:space="preserve"> -&gt; convert html to pdf</w:t>
-      </w:r>
-      <w:r>
-        <w:rPr>
-          <w:sz w:val="20"/>
-          <w:szCs w:val="20"/>
-        </w:rPr>
-        <w:br/>
-      </w:r>
-      <w:r>
-        <w:t xml:space="preserve">* </w:t>
-      </w:r>
-      <w:r>
-        <w:rPr>
-          <w:b/>
-        </w:rPr>
-        <w:t>Download Format</w:t>
-      </w:r>
-      <w:r>
-        <w:t>: .pdf</w:t>
-      </w:r>
-      <w:r>
-        <w:br/>
-        <w:t xml:space="preserve">* </w:t>
-      </w:r>
-      <w:r>
-        <w:rPr>
-          <w:b/>
-        </w:rPr>
-        <w:t>Download Quality</w:t>
-      </w:r>
-      <w:r>
-        <w:t>: High</w:t>
-      </w:r>
-      <w:r>
-        <w:br/>
-        <w:t xml:space="preserve">* </w:t>
-      </w:r>
-      <w:r>
-        <w:rPr>
-          <w:b/>
-        </w:rPr>
-        <w:t>Download Date</w:t>
-      </w:r>
-      <w:r>
-        <w:t>: 9/7/2025</w:t>
-      </w:r>
-      <w:r>
-        <w:br/>
-        <w:t xml:space="preserve">* </w:t>
-      </w:r>
-      <w:r>
-        <w:rPr>
-          <w:b/>
-        </w:rPr>
-        <w:t>Saved Location</w:t>
-      </w:r>
-      <w:r>
-        <w:t xml:space="preserve">: </w:t>
-      </w:r>
-      <w:proofErr w:type="spellStart"/>
-      <w:r>
-        <w:rPr>
-          <w:sz w:val="20"/>
-          <w:szCs w:val="20"/>
-        </w:rPr>
-        <w:t>topicsscience</w:t>
-      </w:r>
-      <w:proofErr w:type="spellEnd"/>
-      <w:r>
-        <w:rPr>
-          <w:sz w:val="20"/>
-          <w:szCs w:val="20"/>
-        </w:rPr>
-        <w:t>\4-Applied science\1-Computing\2-Computer Science\0-Intro to Computer Science\3-Wiki source</w:t>
+        <w:t>StorageType: Cloud -&gt; Platform: GitHub -&gt; Account: topicsscience -&gt; Repository: kingdomheartsknowledge -&gt; Path: Knowledge/2-Science/4-Applied science/1-Computing/2-Computer Science/0-Intro to Computer Science/..</w:t>
       </w:r>
       <w:r>
         <w:rPr>
@@ -1412,6 +1412,17 @@
       <w:szCs w:val="30"/>
     </w:rPr>
   </w:style>
+  <w:style w:type="paragraph" w:styleId="ListParagraph">
+    <w:name w:val="List Paragraph"/>
+    <w:basedOn w:val="Normal"/>
+    <w:uiPriority w:val="34"/>
+    <w:qFormat/>
+    <w:rsid w:val="00F044BC"/>
+    <w:pPr>
+      <w:ind w:left="720"/>
+      <w:contextualSpacing/>
+    </w:pPr>
+  </w:style>
 </w:styles>
 </file>
 

--- a/Knowledge/2-Science/4-Applied science/1-Computing/2-Computer Science/0-Intro to Computer Science/3-Wiki Source/5-History of computer science/Sources.docx
+++ b/Knowledge/2-Science/4-Applied science/1-Computing/2-Computer Science/0-Intro to Computer Science/3-Wiki Source/5-History of computer science/Sources.docx
@@ -14,26 +14,44 @@
         <w:rPr>
           <w:b/>
         </w:rPr>
-        <w:t>* Download Name</w:t>
-      </w:r>
-      <w:r>
-        <w:t>: [en_wikipedia_org_wiki_History_of_computer_science.pdf -&gt; History of computer science.pdf] [</w:t>
-      </w:r>
-      <w:r>
-        <w:t>Wiki Source - History of computer science</w:t>
-      </w:r>
-      <w:r>
-        <w:t>]</w:t>
-      </w:r>
-      <w:r>
-        <w:br/>
-        <w:t xml:space="preserve">* </w:t>
-      </w:r>
-      <w:r>
-        <w:rPr>
-          <w:b/>
-        </w:rPr>
-        <w:t>Download Type</w:t>
+        <w:t xml:space="preserve">* Source ID: </w:t>
+      </w:r>
+      <w:r>
+        <w:rPr>
+          <w:bCs/>
+        </w:rPr>
+        <w:t>2</w:t>
+      </w:r>
+      <w:r>
+        <w:rPr>
+          <w:bCs/>
+        </w:rPr>
+        <w:t>11</w:t>
+      </w:r>
+      <w:r>
+        <w:br/>
+      </w:r>
+      <w:r>
+        <w:t xml:space="preserve">* </w:t>
+      </w:r>
+      <w:r>
+        <w:rPr>
+          <w:b/>
+        </w:rPr>
+        <w:t>Content Title</w:t>
+      </w:r>
+      <w:r>
+        <w:t>: [en_wikipedia_org_wiki_History_of_computer_science.pdf -&gt; History of computer science.pdf] [Wiki Source - History of computer science]</w:t>
+      </w:r>
+      <w:r>
+        <w:br/>
+        <w:t xml:space="preserve">* </w:t>
+      </w:r>
+      <w:r>
+        <w:rPr>
+          <w:b/>
+        </w:rPr>
+        <w:t>Content Type</w:t>
       </w:r>
       <w:r>
         <w:t>: Document</w:t>
@@ -46,21 +64,18 @@
         <w:rPr>
           <w:b/>
         </w:rPr>
-        <w:t>Source Type</w:t>
+        <w:t>Domain</w:t>
       </w:r>
       <w:r>
         <w:t>: Educational</w:t>
       </w:r>
       <w:r>
         <w:br/>
-      </w:r>
-      <w:r>
-        <w:t xml:space="preserve">* </w:t>
-      </w:r>
-      <w:r>
-        <w:rPr>
-          <w:b/>
-          <w:bCs/>
+        <w:t xml:space="preserve">* </w:t>
+      </w:r>
+      <w:r>
+        <w:rPr>
+          <w:b/>
         </w:rPr>
         <w:t>Source Platform</w:t>
       </w:r>
@@ -75,69 +90,96 @@
         <w:rPr>
           <w:b/>
         </w:rPr>
-        <w:t>Download Source</w:t>
+        <w:t>Source Reference</w:t>
       </w:r>
       <w:r>
         <w:t xml:space="preserve">: </w:t>
       </w:r>
-      <w:hyperlink r:id="rId5">
+      <w:hyperlink r:id="rId5" w:history="1">
         <w:r>
           <w:rPr>
-            <w:color w:val="1155CC"/>
-            <w:u w:val="single"/>
+            <w:rStyle w:val="Hyperlink"/>
           </w:rPr>
           <w:t>https://en.wikipedia.org/wiki/History_of_computer_science</w:t>
         </w:r>
       </w:hyperlink>
       <w:r>
+        <w:br/>
+      </w:r>
+      <w:r>
+        <w:t xml:space="preserve">* </w:t>
+      </w:r>
+      <w:r>
+        <w:rPr>
+          <w:b/>
+          <w:bCs/>
+        </w:rPr>
+        <w:t>Source Type</w:t>
+      </w:r>
+      <w:r>
+        <w:t xml:space="preserve">: </w:t>
+      </w:r>
+      <w:r>
+        <w:t xml:space="preserve">Converted </w:t>
+      </w:r>
+      <w:r>
+        <w:br/>
+        <w:t xml:space="preserve">* </w:t>
+      </w:r>
+      <w:r>
+        <w:rPr>
+          <w:b/>
+          <w:bCs/>
+        </w:rPr>
+        <w:t>Source Nature:</w:t>
+      </w:r>
+      <w:r>
         <w:t xml:space="preserve"> </w:t>
       </w:r>
       <w:r>
-        <w:br/>
-      </w:r>
-      <w:r>
-        <w:t xml:space="preserve">* </w:t>
-      </w:r>
-      <w:r>
-        <w:rPr>
-          <w:b/>
-          <w:bCs/>
-        </w:rPr>
-        <w:t>Download Server / Mirror</w:t>
-      </w:r>
-      <w:r>
-        <w:t xml:space="preserve">: </w:t>
-      </w:r>
-      <w:r>
-        <w:t>https://en.wikipedia.org [Wikipedia Server]</w:t>
-      </w:r>
-      <w:r>
-        <w:br/>
-        <w:t xml:space="preserve">* </w:t>
-      </w:r>
-      <w:r>
-        <w:rPr>
-          <w:b/>
-        </w:rPr>
-        <w:t>Download Method</w:t>
-      </w:r>
-      <w:r>
-        <w:t xml:space="preserve">: </w:t>
-      </w:r>
-      <w:r>
-        <w:t>Web Tool: Sejda - HTML to PDF (https://www.sejda.com/html-to-pdf) [convert html to pdf]</w:t>
-      </w:r>
-      <w:r>
-        <w:br/>
-      </w:r>
-      <w:r>
-        <w:t xml:space="preserve">* </w:t>
-      </w:r>
-      <w:r>
-        <w:rPr>
-          <w:b/>
-        </w:rPr>
-        <w:t>Download Format</w:t>
+        <w:t>D</w:t>
+      </w:r>
+      <w:r>
+        <w:t>igital</w:t>
+      </w:r>
+      <w:r>
+        <w:t xml:space="preserve"> </w:t>
+      </w:r>
+      <w:r>
+        <w:br/>
+        <w:t xml:space="preserve">* </w:t>
+      </w:r>
+      <w:r>
+        <w:rPr>
+          <w:b/>
+        </w:rPr>
+        <w:t>Storage Host</w:t>
+      </w:r>
+      <w:r>
+        <w:t>: https://en.wikipedia.org [Wikipedia Server]</w:t>
+      </w:r>
+      <w:r>
+        <w:br/>
+        <w:t xml:space="preserve">* </w:t>
+      </w:r>
+      <w:r>
+        <w:rPr>
+          <w:b/>
+        </w:rPr>
+        <w:t>Acquisition Method</w:t>
+      </w:r>
+      <w:r>
+        <w:t>: Web Tool: Sejda - HTML to PDF (https://www.sejda.com/html-to-pdf) [convert html to pdf]</w:t>
+      </w:r>
+      <w:r>
+        <w:br/>
+        <w:t xml:space="preserve">* </w:t>
+      </w:r>
+      <w:r>
+        <w:rPr>
+          <w:b/>
+        </w:rPr>
+        <w:t>File Format</w:t>
       </w:r>
       <w:r>
         <w:t>: .pdf</w:t>
@@ -150,7 +192,7 @@
         <w:rPr>
           <w:b/>
         </w:rPr>
-        <w:t>Download Quality</w:t>
+        <w:t>Content Quality</w:t>
       </w:r>
       <w:r>
         <w:t>: High</w:t>
@@ -163,7 +205,7 @@
         <w:rPr>
           <w:b/>
         </w:rPr>
-        <w:t>Download Date</w:t>
+        <w:t>Acquisition Date</w:t>
       </w:r>
       <w:r>
         <w:t>: 9/7/2025</w:t>
@@ -176,54 +218,23 @@
         <w:rPr>
           <w:b/>
         </w:rPr>
-        <w:t>Saved Location</w:t>
-      </w:r>
-      <w:r>
-        <w:t xml:space="preserve">: </w:t>
-      </w:r>
-      <w:r>
-        <w:rPr>
-          <w:sz w:val="20"/>
-          <w:szCs w:val="20"/>
-        </w:rPr>
-        <w:t>StorageType: Cloud -&gt; Platform: GitHub -&gt; Account: topicsscience -&gt; Repository: kingdomheartsknowledge -&gt; Path: Knowledge/2-Science/4-Applied science/1-Computing/2-Computer Science/0-Intro to Computer Science/..</w:t>
-      </w:r>
-      <w:r>
-        <w:rPr>
-          <w:sz w:val="20"/>
-          <w:szCs w:val="20"/>
-        </w:rPr>
-        <w:br/>
-      </w:r>
-      <w:r>
-        <w:t xml:space="preserve">* </w:t>
-      </w:r>
-      <w:r>
-        <w:rPr>
-          <w:b/>
-        </w:rPr>
-        <w:t xml:space="preserve">Notes: </w:t>
-      </w:r>
-      <w:r>
-        <w:rPr>
-          <w:sz w:val="20"/>
-          <w:szCs w:val="20"/>
-        </w:rPr>
-        <w:t>Wiki Source -</w:t>
-      </w:r>
-      <w:r>
-        <w:rPr>
-          <w:sz w:val="24"/>
-          <w:szCs w:val="24"/>
-        </w:rPr>
-        <w:t xml:space="preserve"> </w:t>
-      </w:r>
-      <w:r>
-        <w:rPr>
-          <w:sz w:val="20"/>
-          <w:szCs w:val="20"/>
-        </w:rPr>
-        <w:t>[This page was last edited on 23 August 2025, at 04:54 (UTC)]</w:t>
+        <w:t>Storage Location</w:t>
+      </w:r>
+      <w:r>
+        <w:t>: StorageType: Cloud -&gt; Platform: GitHub -&gt; Account: topicsscience -&gt; Repository: kingdomheartsknowledge -&gt; Path: Knowledge/2-Science/4-Applied science/1-Computing/2-Computer Science/0-Intro to Computer Science/..</w:t>
+      </w:r>
+      <w:r>
+        <w:br/>
+        <w:t xml:space="preserve">* </w:t>
+      </w:r>
+      <w:r>
+        <w:rPr>
+          <w:b/>
+        </w:rPr>
+        <w:t>Notes</w:t>
+      </w:r>
+      <w:r>
+        <w:t>: Wiki Source - [This page was last edited on 23 August 2025, at 04:54 (UTC)]</w:t>
       </w:r>
     </w:p>
     <w:p>
@@ -247,26 +258,44 @@
         <w:rPr>
           <w:b/>
         </w:rPr>
-        <w:t>* Download Name</w:t>
-      </w:r>
-      <w:r>
-        <w:t>: [en_wikipedia.pdf -&gt; History of computing hardware.pdf] [</w:t>
-      </w:r>
-      <w:r>
-        <w:t>Wiki Source - History of computing hardware</w:t>
-      </w:r>
-      <w:r>
-        <w:t>]</w:t>
-      </w:r>
-      <w:r>
-        <w:br/>
-        <w:t xml:space="preserve">* </w:t>
-      </w:r>
-      <w:r>
-        <w:rPr>
-          <w:b/>
-        </w:rPr>
-        <w:t>Download Type</w:t>
+        <w:t xml:space="preserve">* Source ID: </w:t>
+      </w:r>
+      <w:r>
+        <w:rPr>
+          <w:bCs/>
+        </w:rPr>
+        <w:t>21</w:t>
+      </w:r>
+      <w:r>
+        <w:rPr>
+          <w:bCs/>
+        </w:rPr>
+        <w:t>2</w:t>
+      </w:r>
+      <w:r>
+        <w:br/>
+      </w:r>
+      <w:r>
+        <w:t xml:space="preserve">* </w:t>
+      </w:r>
+      <w:r>
+        <w:rPr>
+          <w:b/>
+        </w:rPr>
+        <w:t>Content Title</w:t>
+      </w:r>
+      <w:r>
+        <w:t>: [en_wikipedia.pdf -&gt; History of computing hardware.pdf] [Wiki Source - History of computing hardware]</w:t>
+      </w:r>
+      <w:r>
+        <w:br/>
+        <w:t xml:space="preserve">* </w:t>
+      </w:r>
+      <w:r>
+        <w:rPr>
+          <w:b/>
+        </w:rPr>
+        <w:t>Content Type</w:t>
       </w:r>
       <w:r>
         <w:t>: Document</w:t>
@@ -279,21 +308,18 @@
         <w:rPr>
           <w:b/>
         </w:rPr>
-        <w:t>Source Type</w:t>
+        <w:t>Domain</w:t>
       </w:r>
       <w:r>
         <w:t>: Educational</w:t>
       </w:r>
       <w:r>
         <w:br/>
-      </w:r>
-      <w:r>
-        <w:t xml:space="preserve">* </w:t>
-      </w:r>
-      <w:r>
-        <w:rPr>
-          <w:b/>
-          <w:bCs/>
+        <w:t xml:space="preserve">* </w:t>
+      </w:r>
+      <w:r>
+        <w:rPr>
+          <w:b/>
         </w:rPr>
         <w:t>Source Platform</w:t>
       </w:r>
@@ -308,75 +334,96 @@
         <w:rPr>
           <w:b/>
         </w:rPr>
-        <w:t>Download Source</w:t>
+        <w:t>Source Reference</w:t>
       </w:r>
       <w:r>
         <w:t xml:space="preserve">: </w:t>
       </w:r>
-      <w:hyperlink r:id="rId6">
+      <w:hyperlink r:id="rId6" w:history="1">
         <w:r>
           <w:rPr>
-            <w:color w:val="1155CC"/>
-            <w:u w:val="single"/>
+            <w:rStyle w:val="Hyperlink"/>
           </w:rPr>
           <w:t>https://en.wikipedia.org/wiki/History_of_computing_hardware</w:t>
         </w:r>
       </w:hyperlink>
       <w:r>
+        <w:br/>
+      </w:r>
+      <w:r>
+        <w:t xml:space="preserve">* </w:t>
+      </w:r>
+      <w:r>
+        <w:rPr>
+          <w:b/>
+          <w:bCs/>
+        </w:rPr>
+        <w:t>Source Type</w:t>
+      </w:r>
+      <w:r>
+        <w:t xml:space="preserve">: </w:t>
+      </w:r>
+      <w:r>
+        <w:t xml:space="preserve">Converted </w:t>
+      </w:r>
+      <w:r>
+        <w:br/>
+        <w:t xml:space="preserve">* </w:t>
+      </w:r>
+      <w:r>
+        <w:rPr>
+          <w:b/>
+          <w:bCs/>
+        </w:rPr>
+        <w:t>Source Nature:</w:t>
+      </w:r>
+      <w:r>
         <w:t xml:space="preserve"> </w:t>
       </w:r>
       <w:r>
-        <w:br/>
-      </w:r>
-      <w:r>
-        <w:t xml:space="preserve">* </w:t>
-      </w:r>
-      <w:r>
-        <w:rPr>
-          <w:b/>
-          <w:bCs/>
-        </w:rPr>
-        <w:t>Download Server / Mirror</w:t>
-      </w:r>
-      <w:r>
-        <w:t xml:space="preserve">: </w:t>
-      </w:r>
-      <w:r>
-        <w:t>https://en.wikipedia.org [Wikipedia Server]</w:t>
-      </w:r>
-      <w:r>
-        <w:br/>
-      </w:r>
-      <w:r>
-        <w:t xml:space="preserve">* </w:t>
-      </w:r>
-      <w:r>
-        <w:rPr>
-          <w:b/>
-        </w:rPr>
-        <w:t>Download Method</w:t>
-      </w:r>
-      <w:r>
-        <w:t xml:space="preserve">: </w:t>
-      </w:r>
-      <w:r>
-        <w:t>Web Tool: iLovePDF - HTML to PDF (https://www.ilovepdf.com/html-to-pdf) [convert html to pdf]</w:t>
-      </w:r>
-      <w:r>
-        <w:rPr>
-          <w:sz w:val="20"/>
-          <w:szCs w:val="20"/>
-        </w:rPr>
-        <w:br/>
-      </w:r>
-      <w:r>
-        <w:t xml:space="preserve">* </w:t>
-      </w:r>
-      <w:r>
-        <w:rPr>
-          <w:b/>
-        </w:rPr>
-        <w:t>Download Format</w:t>
+        <w:t>D</w:t>
+      </w:r>
+      <w:r>
+        <w:t>igital</w:t>
+      </w:r>
+      <w:r>
+        <w:t xml:space="preserve"> </w:t>
+      </w:r>
+      <w:r>
+        <w:br/>
+        <w:t xml:space="preserve">* </w:t>
+      </w:r>
+      <w:r>
+        <w:rPr>
+          <w:b/>
+        </w:rPr>
+        <w:t>Storage Host</w:t>
+      </w:r>
+      <w:r>
+        <w:t>: https://en.wikipedia.org [Wikipedia Server]</w:t>
+      </w:r>
+      <w:r>
+        <w:br/>
+        <w:t xml:space="preserve">* </w:t>
+      </w:r>
+      <w:r>
+        <w:rPr>
+          <w:b/>
+        </w:rPr>
+        <w:t>Acquisition Method</w:t>
+      </w:r>
+      <w:r>
+        <w:t>: Web Tool: iLovePDF - HTML to PDF (https://www.ilovepdf.com/html-to-pdf) [convert html to pdf]</w:t>
+      </w:r>
+      <w:r>
+        <w:br/>
+        <w:t xml:space="preserve">* </w:t>
+      </w:r>
+      <w:r>
+        <w:rPr>
+          <w:b/>
+        </w:rPr>
+        <w:t>File Format</w:t>
       </w:r>
       <w:r>
         <w:t>: .pdf</w:t>
@@ -389,7 +436,7 @@
         <w:rPr>
           <w:b/>
         </w:rPr>
-        <w:t>Download Quality</w:t>
+        <w:t>Content Quality</w:t>
       </w:r>
       <w:r>
         <w:t>: High</w:t>
@@ -402,7 +449,7 @@
         <w:rPr>
           <w:b/>
         </w:rPr>
-        <w:t>Download Date</w:t>
+        <w:t>Acquisition Date</w:t>
       </w:r>
       <w:r>
         <w:t>: 9/7/2025</w:t>
@@ -415,54 +462,23 @@
         <w:rPr>
           <w:b/>
         </w:rPr>
-        <w:t>Saved Location</w:t>
-      </w:r>
-      <w:r>
-        <w:t xml:space="preserve">: </w:t>
-      </w:r>
-      <w:r>
-        <w:rPr>
-          <w:sz w:val="20"/>
-          <w:szCs w:val="20"/>
-        </w:rPr>
-        <w:t>StorageType: Cloud -&gt; Platform: GitHub -&gt; Account: topicsscience -&gt; Repository: kingdomheartsknowledge -&gt; Path: Knowledge/2-Science/4-Applied science/1-Computing/2-Computer Science/0-Intro to Computer Science/..</w:t>
-      </w:r>
-      <w:r>
-        <w:rPr>
-          <w:sz w:val="20"/>
-          <w:szCs w:val="20"/>
-        </w:rPr>
-        <w:br/>
-      </w:r>
-      <w:r>
-        <w:t xml:space="preserve">* </w:t>
-      </w:r>
-      <w:r>
-        <w:rPr>
-          <w:b/>
-        </w:rPr>
-        <w:t xml:space="preserve">Notes: </w:t>
-      </w:r>
-      <w:r>
-        <w:rPr>
-          <w:sz w:val="20"/>
-          <w:szCs w:val="20"/>
-        </w:rPr>
-        <w:t>Wiki Source -</w:t>
-      </w:r>
-      <w:r>
-        <w:rPr>
-          <w:sz w:val="24"/>
-          <w:szCs w:val="24"/>
-        </w:rPr>
-        <w:t xml:space="preserve"> </w:t>
-      </w:r>
-      <w:r>
-        <w:rPr>
-          <w:sz w:val="20"/>
-          <w:szCs w:val="20"/>
-        </w:rPr>
-        <w:t>[This page was last edited on 16 August 2025, at 10:12 (UTC)]</w:t>
+        <w:t>Storage Location</w:t>
+      </w:r>
+      <w:r>
+        <w:t>: StorageType: Cloud -&gt; Platform: GitHub -&gt; Account: topicsscience -&gt; Repository: kingdomheartsknowledge -&gt; Path: Knowledge/2-Science/4-Applied science/1-Computing/2-Computer Science/0-Intro to Computer Science/..</w:t>
+      </w:r>
+      <w:r>
+        <w:br/>
+        <w:t xml:space="preserve">* </w:t>
+      </w:r>
+      <w:r>
+        <w:rPr>
+          <w:b/>
+        </w:rPr>
+        <w:t>Notes</w:t>
+      </w:r>
+      <w:r>
+        <w:t>: Wiki Source - [This page was last edited on 16 August 2025, at 10:12 (UTC)]</w:t>
       </w:r>
     </w:p>
     <w:p>
@@ -486,26 +502,45 @@
         <w:rPr>
           <w:b/>
         </w:rPr>
-        <w:t>* Download Name</w:t>
-      </w:r>
-      <w:r>
-        <w:t>: [en_wikipedia_org_wiki_History_of_software.pdf -&gt; History of software.pdf] [</w:t>
-      </w:r>
-      <w:r>
-        <w:t>Wiki Source - History of software</w:t>
-      </w:r>
-      <w:r>
-        <w:t>]</w:t>
-      </w:r>
-      <w:r>
-        <w:br/>
-        <w:t xml:space="preserve">* </w:t>
-      </w:r>
-      <w:r>
-        <w:rPr>
-          <w:b/>
-        </w:rPr>
-        <w:t>Download Type</w:t>
+        <w:lastRenderedPageBreak/>
+        <w:t xml:space="preserve">* Source ID: </w:t>
+      </w:r>
+      <w:r>
+        <w:rPr>
+          <w:bCs/>
+        </w:rPr>
+        <w:t>21</w:t>
+      </w:r>
+      <w:r>
+        <w:rPr>
+          <w:bCs/>
+        </w:rPr>
+        <w:t>3</w:t>
+      </w:r>
+      <w:r>
+        <w:br/>
+      </w:r>
+      <w:r>
+        <w:t xml:space="preserve">* </w:t>
+      </w:r>
+      <w:r>
+        <w:rPr>
+          <w:b/>
+        </w:rPr>
+        <w:t>Content Title</w:t>
+      </w:r>
+      <w:r>
+        <w:t>: [en_wikipedia_org_wiki_History_of_software.pdf -&gt; History of software.pdf] [Wiki Source - History of software]</w:t>
+      </w:r>
+      <w:r>
+        <w:br/>
+        <w:t xml:space="preserve">* </w:t>
+      </w:r>
+      <w:r>
+        <w:rPr>
+          <w:b/>
+        </w:rPr>
+        <w:t>Content Type</w:t>
       </w:r>
       <w:r>
         <w:t>: Document</w:t>
@@ -518,21 +553,18 @@
         <w:rPr>
           <w:b/>
         </w:rPr>
-        <w:t>Source Type</w:t>
+        <w:t>Domain</w:t>
       </w:r>
       <w:r>
         <w:t>: Educational</w:t>
       </w:r>
       <w:r>
         <w:br/>
-      </w:r>
-      <w:r>
-        <w:t xml:space="preserve">* </w:t>
-      </w:r>
-      <w:r>
-        <w:rPr>
-          <w:b/>
-          <w:bCs/>
+        <w:t xml:space="preserve">* </w:t>
+      </w:r>
+      <w:r>
+        <w:rPr>
+          <w:b/>
         </w:rPr>
         <w:t>Source Platform</w:t>
       </w:r>
@@ -547,16 +579,15 @@
         <w:rPr>
           <w:b/>
         </w:rPr>
-        <w:t>Download Source</w:t>
+        <w:t>Source Reference</w:t>
       </w:r>
       <w:r>
         <w:t xml:space="preserve">: </w:t>
       </w:r>
-      <w:hyperlink r:id="rId7">
+      <w:hyperlink r:id="rId7" w:history="1">
         <w:r>
           <w:rPr>
-            <w:color w:val="1155CC"/>
-            <w:u w:val="single"/>
+            <w:rStyle w:val="Hyperlink"/>
           </w:rPr>
           <w:t>https://en.wikipedia.org/wiki/History_of_software</w:t>
         </w:r>
@@ -572,44 +603,69 @@
           <w:b/>
           <w:bCs/>
         </w:rPr>
-        <w:t>Download Server / Mirror</w:t>
+        <w:t>Source Type</w:t>
       </w:r>
       <w:r>
         <w:t xml:space="preserve">: </w:t>
       </w:r>
       <w:r>
-        <w:t>https://en.wikipedia.org [Wikipedia Server]</w:t>
-      </w:r>
-      <w:r>
-        <w:br/>
-      </w:r>
-      <w:r>
-        <w:lastRenderedPageBreak/>
-        <w:t xml:space="preserve">* </w:t>
-      </w:r>
-      <w:r>
-        <w:rPr>
-          <w:b/>
-        </w:rPr>
-        <w:t>Download Method</w:t>
-      </w:r>
-      <w:r>
-        <w:t xml:space="preserve">: </w:t>
-      </w:r>
-      <w:r>
-        <w:t>Web Tool: Sejda - HTML to PDF (https://www.sejda.com/html-to-pdf) [convert html to pdf]</w:t>
-      </w:r>
-      <w:r>
-        <w:br/>
-      </w:r>
-      <w:r>
-        <w:t xml:space="preserve">* </w:t>
-      </w:r>
-      <w:r>
-        <w:rPr>
-          <w:b/>
-        </w:rPr>
-        <w:t>Download Format</w:t>
+        <w:t xml:space="preserve">Converted </w:t>
+      </w:r>
+      <w:r>
+        <w:br/>
+        <w:t xml:space="preserve">* </w:t>
+      </w:r>
+      <w:r>
+        <w:rPr>
+          <w:b/>
+          <w:bCs/>
+        </w:rPr>
+        <w:t>Source Nature:</w:t>
+      </w:r>
+      <w:r>
+        <w:t xml:space="preserve"> </w:t>
+      </w:r>
+      <w:r>
+        <w:t>D</w:t>
+      </w:r>
+      <w:r>
+        <w:t>igital</w:t>
+      </w:r>
+      <w:r>
+        <w:br/>
+        <w:t xml:space="preserve">* </w:t>
+      </w:r>
+      <w:r>
+        <w:rPr>
+          <w:b/>
+        </w:rPr>
+        <w:t>Storage Host</w:t>
+      </w:r>
+      <w:r>
+        <w:t>: https://en.wikipedia.org [Wikipedia Server]</w:t>
+      </w:r>
+      <w:r>
+        <w:br/>
+        <w:t xml:space="preserve">* </w:t>
+      </w:r>
+      <w:r>
+        <w:rPr>
+          <w:b/>
+        </w:rPr>
+        <w:t>Acquisition Method</w:t>
+      </w:r>
+      <w:r>
+        <w:t>: Web Tool: Sejda - HTML to PDF (https://www.sejda.com/html-to-pdf) [convert html to pdf]</w:t>
+      </w:r>
+      <w:r>
+        <w:br/>
+        <w:t xml:space="preserve">* </w:t>
+      </w:r>
+      <w:r>
+        <w:rPr>
+          <w:b/>
+        </w:rPr>
+        <w:t>File Format</w:t>
       </w:r>
       <w:r>
         <w:t>: .pdf</w:t>
@@ -622,7 +678,7 @@
         <w:rPr>
           <w:b/>
         </w:rPr>
-        <w:t>Download Quality</w:t>
+        <w:t>Content Quality</w:t>
       </w:r>
       <w:r>
         <w:t>: High</w:t>
@@ -635,7 +691,7 @@
         <w:rPr>
           <w:b/>
         </w:rPr>
-        <w:t>Download Date</w:t>
+        <w:t>Acquisition Date</w:t>
       </w:r>
       <w:r>
         <w:t>: 9/7/2025</w:t>
@@ -648,54 +704,23 @@
         <w:rPr>
           <w:b/>
         </w:rPr>
-        <w:t>Saved Location</w:t>
-      </w:r>
-      <w:r>
-        <w:t xml:space="preserve">: </w:t>
-      </w:r>
-      <w:r>
-        <w:rPr>
-          <w:sz w:val="20"/>
-          <w:szCs w:val="20"/>
-        </w:rPr>
-        <w:t>StorageType: Cloud -&gt; Platform: GitHub -&gt; Account: topicsscience -&gt; Repository: kingdomheartsknowledge -&gt; Path: Knowledge/2-Science/4-Applied science/1-Computing/2-Computer Science/0-Intro to Computer Science/..</w:t>
-      </w:r>
-      <w:r>
-        <w:rPr>
-          <w:sz w:val="20"/>
-          <w:szCs w:val="20"/>
-        </w:rPr>
-        <w:br/>
-      </w:r>
-      <w:r>
-        <w:t xml:space="preserve">* </w:t>
-      </w:r>
-      <w:r>
-        <w:rPr>
-          <w:b/>
-        </w:rPr>
-        <w:t xml:space="preserve">Notes: </w:t>
-      </w:r>
-      <w:r>
-        <w:rPr>
-          <w:sz w:val="20"/>
-          <w:szCs w:val="20"/>
-        </w:rPr>
-        <w:t>Wiki Source -</w:t>
-      </w:r>
-      <w:r>
-        <w:rPr>
-          <w:sz w:val="24"/>
-          <w:szCs w:val="24"/>
-        </w:rPr>
-        <w:t xml:space="preserve"> </w:t>
-      </w:r>
-      <w:r>
-        <w:rPr>
-          <w:sz w:val="20"/>
-          <w:szCs w:val="20"/>
-        </w:rPr>
-        <w:t>[This page was last edited on 6 September 2025, at 22:28 (UTC)]</w:t>
+        <w:t>Storage Location</w:t>
+      </w:r>
+      <w:r>
+        <w:t>: StorageType: Cloud -&gt; Platform: GitHub -&gt; Account: topicsscience -&gt; Repository: kingdomheartsknowledge -&gt; Path: Knowledge/2-Science/4-Applied science/1-Computing/2-Computer Science/0-Intro to Computer Science/..</w:t>
+      </w:r>
+      <w:r>
+        <w:br/>
+        <w:t xml:space="preserve">* </w:t>
+      </w:r>
+      <w:r>
+        <w:rPr>
+          <w:b/>
+        </w:rPr>
+        <w:t>Notes</w:t>
+      </w:r>
+      <w:r>
+        <w:t>: Wiki Source - [This page was last edited on 6 September 2025, at 22:28 (UTC)]</w:t>
       </w:r>
     </w:p>
     <w:sectPr>
@@ -1423,6 +1448,29 @@
       <w:contextualSpacing/>
     </w:pPr>
   </w:style>
+  <w:style w:type="character" w:styleId="Hyperlink">
+    <w:name w:val="Hyperlink"/>
+    <w:basedOn w:val="DefaultParagraphFont"/>
+    <w:uiPriority w:val="99"/>
+    <w:unhideWhenUsed/>
+    <w:rsid w:val="00AE02CB"/>
+    <w:rPr>
+      <w:color w:val="0000FF" w:themeColor="hyperlink"/>
+      <w:u w:val="single"/>
+    </w:rPr>
+  </w:style>
+  <w:style w:type="character" w:styleId="UnresolvedMention">
+    <w:name w:val="Unresolved Mention"/>
+    <w:basedOn w:val="DefaultParagraphFont"/>
+    <w:uiPriority w:val="99"/>
+    <w:semiHidden/>
+    <w:unhideWhenUsed/>
+    <w:rsid w:val="00AE02CB"/>
+    <w:rPr>
+      <w:color w:val="605E5C"/>
+      <w:shd w:val="clear" w:color="auto" w:fill="E1DFDD"/>
+    </w:rPr>
+  </w:style>
 </w:styles>
 </file>
 
